--- a/templates/VIVAN/MALAYSIA/agreement.docx
+++ b/templates/VIVAN/MALAYSIA/agreement.docx
@@ -4343,14 +4343,14 @@
         <w:tblLook w:val="04A0" w:firstRow="1" w:lastRow="0" w:firstColumn="1" w:lastColumn="0" w:noHBand="0" w:noVBand="1"/>
       </w:tblPr>
       <w:tblGrid>
-        <w:gridCol w:w="419"/>
-        <w:gridCol w:w="2491"/>
-        <w:gridCol w:w="3125"/>
-        <w:gridCol w:w="222"/>
-        <w:gridCol w:w="1883"/>
-        <w:gridCol w:w="2798"/>
-        <w:gridCol w:w="45"/>
-        <w:gridCol w:w="33"/>
+        <w:gridCol w:w="420"/>
+        <w:gridCol w:w="3297"/>
+        <w:gridCol w:w="2606"/>
+        <w:gridCol w:w="18"/>
+        <w:gridCol w:w="22"/>
+        <w:gridCol w:w="4582"/>
+        <w:gridCol w:w="37"/>
+        <w:gridCol w:w="34"/>
       </w:tblGrid>
       <w:tr>
         <w:tc>
@@ -4455,15 +4455,43 @@
         <w:tc>
           <w:tcPr>
             <w:tcW w:w="0" w:type="auto"/>
-          </w:tcPr>
-          <w:p>
-            <w:pPr>
-              <w:rPr>
-                <w:bCs/>
-                <w:sz w:val="20"/>
-                <w:szCs w:val="20"/>
-              </w:rPr>
-            </w:pPr>
+            <w:gridSpan w:val="2"/>
+          </w:tcPr>
+          <w:p>
+            <w:pPr>
+              <w:rPr>
+                <w:bCs/>
+                <w:sz w:val="20"/>
+                <w:szCs w:val="20"/>
+              </w:rPr>
+            </w:pPr>
+          </w:p>
+        </w:tc>
+        <w:tc>
+          <w:tcPr>
+            <w:tcW w:w="0" w:type="auto"/>
+          </w:tcPr>
+          <w:p>
+            <w:pPr>
+              <w:bidi/>
+              <w:jc w:val="both"/>
+              <w:rPr>
+                <w:rFonts w:cs="Arabic Transparent"/>
+                <w:b/>
+                <w:sz w:val="20"/>
+                <w:szCs w:val="20"/>
+              </w:rPr>
+            </w:pPr>
+            <w:r>
+              <w:rPr>
+                <w:rFonts w:cs="Arabic Transparent" w:hint="cs"/>
+                <w:b/>
+                <w:sz w:val="20"/>
+                <w:szCs w:val="20"/>
+                <w:rtl/>
+              </w:rPr>
+              <w:t>في حالة وفاة الطرف الثاني بالمملكة العربية السعودية حينما هو موظف لدى الطر الأول يكون الطرف الأول مسئولا عن ترحيل الجثمان ومخلفاته إلى أقرب ذويه إلى بلاده الأصلية.</w:t>
+            </w:r>
           </w:p>
         </w:tc>
         <w:tc>
@@ -4474,23 +4502,50 @@
           <w:p>
             <w:pPr>
               <w:bidi/>
-              <w:jc w:val="both"/>
-              <w:rPr>
-                <w:rFonts w:cs="Arabic Transparent"/>
-                <w:b/>
-                <w:sz w:val="20"/>
-                <w:szCs w:val="20"/>
-              </w:rPr>
-            </w:pPr>
-            <w:r>
-              <w:rPr>
-                <w:rFonts w:cs="Arabic Transparent" w:hint="cs"/>
-                <w:b/>
-                <w:sz w:val="20"/>
-                <w:szCs w:val="20"/>
-                <w:rtl/>
-              </w:rPr>
-              <w:t>في حالة وفاة الطرف الثاني بالمملكة العربية السعودية حينما هو موظف لدى الطر الأول يكون الطرف الأول مسئولا عن ترحيل الجثمان ومخلفاته إلى أقرب ذويه إلى بلاده الأصلية.</w:t>
+              <w:ind w:right="-610"/>
+              <w:jc w:val="both"/>
+              <w:rPr>
+                <w:rFonts w:cs="Arabic Transparent"/>
+                <w:bCs/>
+                <w:sz w:val="20"/>
+                <w:szCs w:val="20"/>
+              </w:rPr>
+            </w:pPr>
+            <w:r>
+              <w:rPr>
+                <w:rFonts w:cs="Arabic Transparent"/>
+                <w:bCs/>
+                <w:sz w:val="20"/>
+                <w:szCs w:val="20"/>
+              </w:rPr>
+              <w:t>16</w:t>
+            </w:r>
+          </w:p>
+        </w:tc>
+      </w:tr>
+      <w:tr>
+        <w:tc>
+          <w:tcPr>
+            <w:tcW w:w="0" w:type="auto"/>
+          </w:tcPr>
+          <w:p>
+            <w:pPr>
+              <w:jc w:val="both"/>
+              <w:rPr>
+                <w:rFonts w:asciiTheme="majorBidi" w:hAnsiTheme="majorBidi" w:cstheme="majorBidi"/>
+                <w:b/>
+                <w:sz w:val="20"/>
+                <w:szCs w:val="20"/>
+              </w:rPr>
+            </w:pPr>
+            <w:r>
+              <w:rPr>
+                <w:rFonts w:asciiTheme="majorBidi" w:hAnsiTheme="majorBidi" w:cstheme="majorBidi"/>
+                <w:b/>
+                <w:sz w:val="20"/>
+                <w:szCs w:val="20"/>
+              </w:rPr>
+              <w:t>17</w:t>
             </w:r>
           </w:p>
         </w:tc>
@@ -4501,6 +4556,158 @@
           </w:tcPr>
           <w:p>
             <w:pPr>
+              <w:jc w:val="both"/>
+              <w:rPr>
+                <w:rFonts w:asciiTheme="majorBidi" w:hAnsiTheme="majorBidi" w:cstheme="majorBidi"/>
+                <w:b/>
+                <w:sz w:val="20"/>
+                <w:szCs w:val="20"/>
+              </w:rPr>
+            </w:pPr>
+            <w:r>
+              <w:rPr>
+                <w:rFonts w:asciiTheme="majorBidi" w:hAnsiTheme="majorBidi" w:cstheme="majorBidi"/>
+                <w:b/>
+                <w:sz w:val="20"/>
+                <w:szCs w:val="20"/>
+              </w:rPr>
+              <w:t xml:space="preserve">Both parties acknowledge that this Agreement cancels and supersedes all agreements prior to the date thereof, if any, and after the execution of this agreement neither party shall claim to have any right privilege, or benefit other than those mentioned herein. </w:t>
+            </w:r>
+            <w:r>
+              <w:rPr>
+                <w:rFonts w:asciiTheme="majorBidi" w:hAnsiTheme="majorBidi" w:cstheme="majorBidi"/>
+                <w:b/>
+                <w:sz w:val="20"/>
+                <w:szCs w:val="20"/>
+              </w:rPr>
+              <w:t>E</w:t>
+            </w:r>
+            <w:r>
+              <w:rPr>
+                <w:rFonts w:asciiTheme="majorBidi" w:hAnsiTheme="majorBidi" w:cstheme="majorBidi"/>
+                <w:b/>
+                <w:sz w:val="20"/>
+                <w:szCs w:val="20"/>
+              </w:rPr>
+              <w:t>x</w:t>
+            </w:r>
+            <w:r>
+              <w:rPr>
+                <w:rFonts w:asciiTheme="majorBidi" w:hAnsiTheme="majorBidi" w:cstheme="majorBidi"/>
+                <w:b/>
+                <w:sz w:val="20"/>
+                <w:szCs w:val="20"/>
+              </w:rPr>
+              <w:t>ception in h</w:t>
+            </w:r>
+            <w:r>
+              <w:rPr>
+                <w:rFonts w:asciiTheme="majorBidi" w:hAnsiTheme="majorBidi" w:cstheme="majorBidi"/>
+                <w:b/>
+                <w:sz w:val="20"/>
+                <w:szCs w:val="20"/>
+              </w:rPr>
+              <w:t>o</w:t>
+            </w:r>
+            <w:r>
+              <w:rPr>
+                <w:rFonts w:asciiTheme="majorBidi" w:hAnsiTheme="majorBidi" w:cstheme="majorBidi"/>
+                <w:b/>
+                <w:sz w:val="20"/>
+                <w:szCs w:val="20"/>
+              </w:rPr>
+              <w:t xml:space="preserve">wever made in respect of the Second Party’s right, to an end-of-service award and unutilized annual vacations </w:t>
+            </w:r>
+            <w:r>
+              <w:rPr>
+                <w:rFonts w:asciiTheme="majorBidi" w:hAnsiTheme="majorBidi" w:cstheme="majorBidi"/>
+                <w:b/>
+                <w:sz w:val="20"/>
+                <w:szCs w:val="20"/>
+              </w:rPr>
+              <w:t>up to</w:t>
+            </w:r>
+            <w:r>
+              <w:rPr>
+                <w:rFonts w:asciiTheme="majorBidi" w:hAnsiTheme="majorBidi" w:cstheme="majorBidi"/>
+                <w:b/>
+                <w:sz w:val="20"/>
+                <w:szCs w:val="20"/>
+              </w:rPr>
+              <w:t xml:space="preserve"> the date of execution of this Agreement.</w:t>
+            </w:r>
+          </w:p>
+          <w:p>
+            <w:pPr>
+              <w:jc w:val="both"/>
+              <w:rPr>
+                <w:rFonts w:asciiTheme="majorBidi" w:hAnsiTheme="majorBidi" w:cstheme="majorBidi"/>
+                <w:b/>
+                <w:sz w:val="20"/>
+                <w:szCs w:val="20"/>
+              </w:rPr>
+            </w:pPr>
+          </w:p>
+        </w:tc>
+        <w:tc>
+          <w:tcPr>
+            <w:tcW w:w="0" w:type="auto"/>
+            <w:gridSpan w:val="2"/>
+          </w:tcPr>
+          <w:p>
+            <w:pPr>
+              <w:rPr>
+                <w:bCs/>
+                <w:sz w:val="20"/>
+                <w:szCs w:val="20"/>
+              </w:rPr>
+            </w:pPr>
+          </w:p>
+        </w:tc>
+        <w:tc>
+          <w:tcPr>
+            <w:tcW w:w="0" w:type="auto"/>
+          </w:tcPr>
+          <w:p>
+            <w:pPr>
+              <w:bidi/>
+              <w:jc w:val="both"/>
+              <w:rPr>
+                <w:rFonts w:cs="Arabic Transparent"/>
+                <w:b/>
+                <w:sz w:val="20"/>
+                <w:szCs w:val="20"/>
+              </w:rPr>
+            </w:pPr>
+            <w:r>
+              <w:rPr>
+                <w:rFonts w:cs="Arabic Transparent" w:hint="cs"/>
+                <w:b/>
+                <w:sz w:val="20"/>
+                <w:szCs w:val="20"/>
+                <w:rtl/>
+              </w:rPr>
+              <w:t xml:space="preserve">يوافق الطرفان بأن هذا العقد ينسخ ويحل محل كافة العقود السابقة من هذا التاريخ إن وجدت وبعد تنفيذ </w:t>
+            </w:r>
+            <w:r>
+              <w:rPr>
+                <w:rFonts w:cs="Arabic Transparent" w:hint="cs"/>
+                <w:b/>
+                <w:sz w:val="20"/>
+                <w:szCs w:val="20"/>
+                <w:rtl/>
+              </w:rPr>
+              <w:t>هذا العقد لا يمكن لأي من الطرفين أن يقوم بمطالبة أي حق أو امتياز أو منفعة ما عدا ما ذكر في هذا العقد. ويستثنى من حق الطرف الثاني فقط في مكافأة نهاية الخدمة والإجازات السنوية غير المستعملة حتى تاريخ نفاذ هذا العقد.</w:t>
+            </w:r>
+          </w:p>
+        </w:tc>
+        <w:tc>
+          <w:tcPr>
+            <w:tcW w:w="0" w:type="auto"/>
+            <w:gridSpan w:val="2"/>
+          </w:tcPr>
+          <w:p>
+            <w:pPr>
               <w:bidi/>
               <w:ind w:right="-610"/>
               <w:jc w:val="both"/>
@@ -4518,7 +4725,7 @@
                 <w:sz w:val="20"/>
                 <w:szCs w:val="20"/>
               </w:rPr>
-              <w:t>16</w:t>
+              <w:t>17</w:t>
             </w:r>
           </w:p>
         </w:tc>
@@ -4545,7 +4752,7 @@
                 <w:sz w:val="20"/>
                 <w:szCs w:val="20"/>
               </w:rPr>
-              <w:t>17</w:t>
+              <w:t>18</w:t>
             </w:r>
           </w:p>
         </w:tc>
@@ -4571,92 +4778,33 @@
                 <w:sz w:val="20"/>
                 <w:szCs w:val="20"/>
               </w:rPr>
-              <w:t xml:space="preserve">Both parties acknowledge that this Agreement cancels and supersedes all agreements prior to the date thereof, if any, and after the execution of this agreement neither party shall claim to have any right privilege, or benefit other than those mentioned herein. </w:t>
-            </w:r>
-            <w:r>
-              <w:rPr>
-                <w:rFonts w:asciiTheme="majorBidi" w:hAnsiTheme="majorBidi" w:cstheme="majorBidi"/>
-                <w:b/>
-                <w:sz w:val="20"/>
-                <w:szCs w:val="20"/>
-              </w:rPr>
-              <w:t>E</w:t>
-            </w:r>
-            <w:r>
-              <w:rPr>
-                <w:rFonts w:asciiTheme="majorBidi" w:hAnsiTheme="majorBidi" w:cstheme="majorBidi"/>
-                <w:b/>
-                <w:sz w:val="20"/>
-                <w:szCs w:val="20"/>
-              </w:rPr>
-              <w:t>x</w:t>
-            </w:r>
-            <w:r>
-              <w:rPr>
-                <w:rFonts w:asciiTheme="majorBidi" w:hAnsiTheme="majorBidi" w:cstheme="majorBidi"/>
-                <w:b/>
-                <w:sz w:val="20"/>
-                <w:szCs w:val="20"/>
-              </w:rPr>
-              <w:t>ception in h</w:t>
-            </w:r>
-            <w:r>
-              <w:rPr>
-                <w:rFonts w:asciiTheme="majorBidi" w:hAnsiTheme="majorBidi" w:cstheme="majorBidi"/>
-                <w:b/>
-                <w:sz w:val="20"/>
-                <w:szCs w:val="20"/>
-              </w:rPr>
-              <w:t>o</w:t>
-            </w:r>
-            <w:r>
-              <w:rPr>
-                <w:rFonts w:asciiTheme="majorBidi" w:hAnsiTheme="majorBidi" w:cstheme="majorBidi"/>
-                <w:b/>
-                <w:sz w:val="20"/>
-                <w:szCs w:val="20"/>
-              </w:rPr>
-              <w:t xml:space="preserve">wever made in respect of the Second Party’s right, to an end-of-service award and unutilized annual vacations </w:t>
-            </w:r>
-            <w:r>
-              <w:rPr>
-                <w:rFonts w:asciiTheme="majorBidi" w:hAnsiTheme="majorBidi" w:cstheme="majorBidi"/>
-                <w:b/>
-                <w:sz w:val="20"/>
-                <w:szCs w:val="20"/>
-              </w:rPr>
-              <w:t>up to</w:t>
-            </w:r>
-            <w:r>
-              <w:rPr>
-                <w:rFonts w:asciiTheme="majorBidi" w:hAnsiTheme="majorBidi" w:cstheme="majorBidi"/>
-                <w:b/>
-                <w:sz w:val="20"/>
-                <w:szCs w:val="20"/>
-              </w:rPr>
-              <w:t xml:space="preserve"> the date of execution of this Agreement.</w:t>
-            </w:r>
-          </w:p>
-          <w:p>
-            <w:pPr>
-              <w:jc w:val="both"/>
-              <w:rPr>
-                <w:rFonts w:asciiTheme="majorBidi" w:hAnsiTheme="majorBidi" w:cstheme="majorBidi"/>
-                <w:b/>
-                <w:sz w:val="20"/>
-                <w:szCs w:val="20"/>
-              </w:rPr>
-            </w:pPr>
-          </w:p>
-        </w:tc>
-        <w:tc>
-          <w:tcPr>
-            <w:tcW w:w="0" w:type="auto"/>
-          </w:tcPr>
-          <w:p>
-            <w:pPr>
-              <w:rPr>
-                <w:bCs/>
+              <w:t xml:space="preserve">The First Party acknowledges that it shall be fully responsible for payment of death compensation, including blood money, on behalf of the Second Party should the latter be held </w:t>
+            </w:r>
+            <w:r>
+              <w:rPr>
+                <w:rFonts w:asciiTheme="majorBidi" w:hAnsiTheme="majorBidi" w:cstheme="majorBidi"/>
+                <w:b/>
+                <w:sz w:val="20"/>
+                <w:szCs w:val="20"/>
+              </w:rPr>
+              <w:t xml:space="preserve">guilty </w:t>
+            </w:r>
+            <w:r>
+              <w:rPr>
+                <w:rFonts w:asciiTheme="majorBidi" w:hAnsiTheme="majorBidi" w:cstheme="majorBidi"/>
+                <w:b/>
+                <w:sz w:val="20"/>
+                <w:szCs w:val="20"/>
+              </w:rPr>
+              <w:t>of causing the death of a third party and is required to pay any compensation, including blood money, to the next of kin of the deceased.</w:t>
+            </w:r>
+          </w:p>
+          <w:p>
+            <w:pPr>
+              <w:jc w:val="both"/>
+              <w:rPr>
+                <w:rFonts w:asciiTheme="majorBidi" w:hAnsiTheme="majorBidi" w:cstheme="majorBidi"/>
+                <w:b/>
                 <w:sz w:val="20"/>
                 <w:szCs w:val="20"/>
               </w:rPr>
@@ -4670,6 +4818,20 @@
           </w:tcPr>
           <w:p>
             <w:pPr>
+              <w:rPr>
+                <w:bCs/>
+                <w:sz w:val="20"/>
+                <w:szCs w:val="20"/>
+              </w:rPr>
+            </w:pPr>
+          </w:p>
+        </w:tc>
+        <w:tc>
+          <w:tcPr>
+            <w:tcW w:w="0" w:type="auto"/>
+          </w:tcPr>
+          <w:p>
+            <w:pPr>
               <w:bidi/>
               <w:jc w:val="both"/>
               <w:rPr>
@@ -4687,17 +4849,7 @@
                 <w:szCs w:val="20"/>
                 <w:rtl/>
               </w:rPr>
-              <w:t xml:space="preserve">يوافق الطرفان بأن هذا العقد ينسخ ويحل محل كافة العقود السابقة من هذا التاريخ إن وجدت وبعد تنفيذ </w:t>
-            </w:r>
-            <w:r>
-              <w:rPr>
-                <w:rFonts w:cs="Arabic Transparent" w:hint="cs"/>
-                <w:b/>
-                <w:sz w:val="20"/>
-                <w:szCs w:val="20"/>
-                <w:rtl/>
-              </w:rPr>
-              <w:t>هذا العقد لا يمكن لأي من الطرفين أن يقوم بمطالبة أي حق أو امتياز أو منفعة ما عدا ما ذكر في هذا العقد. ويستثنى من حق الطرف الثاني فقط في مكافأة نهاية الخدمة والإجازات السنوية غير المستعملة حتى تاريخ نفاذ هذا العقد.</w:t>
+              <w:t>يوافق الطرف الأول بأنه يكون مسئولا عن دفع تعويض الوفاة بما فيه الدية نيابة عن الطرف الثاني إذا أدين الطرف الثاني مسئولا في وفاة الطرف الثالث ويحتاج دفع التعويض عن والوفاة والدية إلى ورثة المتوفي.</w:t>
             </w:r>
           </w:p>
         </w:tc>
@@ -4725,7 +4877,7 @@
                 <w:sz w:val="20"/>
                 <w:szCs w:val="20"/>
               </w:rPr>
-              <w:t>17</w:t>
+              <w:t>18</w:t>
             </w:r>
           </w:p>
         </w:tc>
@@ -4752,7 +4904,7 @@
                 <w:sz w:val="20"/>
                 <w:szCs w:val="20"/>
               </w:rPr>
-              <w:t>18</w:t>
+              <w:t>19</w:t>
             </w:r>
           </w:p>
         </w:tc>
@@ -4778,47 +4930,15 @@
                 <w:sz w:val="20"/>
                 <w:szCs w:val="20"/>
               </w:rPr>
-              <w:t xml:space="preserve">The First Party acknowledges that it shall be fully responsible for payment of death compensation, including blood money, on behalf of the Second Party should the latter be held </w:t>
-            </w:r>
-            <w:r>
-              <w:rPr>
-                <w:rFonts w:asciiTheme="majorBidi" w:hAnsiTheme="majorBidi" w:cstheme="majorBidi"/>
-                <w:b/>
-                <w:sz w:val="20"/>
-                <w:szCs w:val="20"/>
-              </w:rPr>
-              <w:t xml:space="preserve">guilty </w:t>
-            </w:r>
-            <w:r>
-              <w:rPr>
-                <w:rFonts w:asciiTheme="majorBidi" w:hAnsiTheme="majorBidi" w:cstheme="majorBidi"/>
-                <w:b/>
-                <w:sz w:val="20"/>
-                <w:szCs w:val="20"/>
-              </w:rPr>
-              <w:t>of causing the death of a third party and is required to pay any compensation, including blood money, to the next of kin of the deceased.</w:t>
-            </w:r>
-          </w:p>
-          <w:p>
-            <w:pPr>
-              <w:jc w:val="both"/>
-              <w:rPr>
-                <w:rFonts w:asciiTheme="majorBidi" w:hAnsiTheme="majorBidi" w:cstheme="majorBidi"/>
-                <w:b/>
-                <w:sz w:val="20"/>
-                <w:szCs w:val="20"/>
-              </w:rPr>
-            </w:pPr>
-          </w:p>
-        </w:tc>
-        <w:tc>
-          <w:tcPr>
-            <w:tcW w:w="0" w:type="auto"/>
-          </w:tcPr>
-          <w:p>
-            <w:pPr>
-              <w:rPr>
-                <w:bCs/>
+              <w:t>This agreement has been drawn up in triplicate, once copy for each party and the third copy to be kept in the Second Party’s file with the First Party all copies having been signed by the two parties in acknowledgement of their agreement to the contracts thereof in the presence of the witnesses for its execution.</w:t>
+            </w:r>
+          </w:p>
+          <w:p>
+            <w:pPr>
+              <w:jc w:val="both"/>
+              <w:rPr>
+                <w:rFonts w:asciiTheme="majorBidi" w:hAnsiTheme="majorBidi" w:cstheme="majorBidi"/>
+                <w:b/>
                 <w:sz w:val="20"/>
                 <w:szCs w:val="20"/>
               </w:rPr>
@@ -4832,6 +4952,20 @@
           </w:tcPr>
           <w:p>
             <w:pPr>
+              <w:rPr>
+                <w:bCs/>
+                <w:sz w:val="20"/>
+                <w:szCs w:val="20"/>
+              </w:rPr>
+            </w:pPr>
+          </w:p>
+        </w:tc>
+        <w:tc>
+          <w:tcPr>
+            <w:tcW w:w="0" w:type="auto"/>
+          </w:tcPr>
+          <w:p>
+            <w:pPr>
               <w:bidi/>
               <w:jc w:val="both"/>
               <w:rPr>
@@ -4849,7 +4983,7 @@
                 <w:szCs w:val="20"/>
                 <w:rtl/>
               </w:rPr>
-              <w:t>يوافق الطرف الأول بأنه يكون مسئولا عن دفع تعويض الوفاة بما فيه الدية نيابة عن الطرف الثاني إذا أدين الطرف الثاني مسئولا في وفاة الطرف الثالث ويحتاج دفع التعويض عن والوفاة والدية إلى ورثة المتوفي.</w:t>
+              <w:t>حرر هذا العقد من ثلاث نسخ ويستلم كل طرف نسخة وحفظت النسخة الثالثة في ملف الطرف الثاني لدى الطرف الأول بعد توقيعها من قبل الطرفين اعترافا بالموافقة على ما جاء فيها وبحضور شهود التوقيع.</w:t>
             </w:r>
           </w:p>
         </w:tc>
@@ -4877,7 +5011,7 @@
                 <w:sz w:val="20"/>
                 <w:szCs w:val="20"/>
               </w:rPr>
-              <w:t>18</w:t>
+              <w:t>19</w:t>
             </w:r>
           </w:p>
         </w:tc>
@@ -4904,7 +5038,7 @@
                 <w:sz w:val="20"/>
                 <w:szCs w:val="20"/>
               </w:rPr>
-              <w:t>19</w:t>
+              <w:t>20</w:t>
             </w:r>
           </w:p>
         </w:tc>
@@ -4930,29 +5064,15 @@
                 <w:sz w:val="20"/>
                 <w:szCs w:val="20"/>
               </w:rPr>
-              <w:t>This agreement has been drawn up in triplicate, once copy for each party and the third copy to be kept in the Second Party’s file with the First Party all copies having been signed by the two parties in acknowledgement of their agreement to the contracts thereof in the presence of the witnesses for its execution.</w:t>
-            </w:r>
-          </w:p>
-          <w:p>
-            <w:pPr>
-              <w:jc w:val="both"/>
-              <w:rPr>
-                <w:rFonts w:asciiTheme="majorBidi" w:hAnsiTheme="majorBidi" w:cstheme="majorBidi"/>
-                <w:b/>
-                <w:sz w:val="20"/>
-                <w:szCs w:val="20"/>
-              </w:rPr>
-            </w:pPr>
-          </w:p>
-        </w:tc>
-        <w:tc>
-          <w:tcPr>
-            <w:tcW w:w="0" w:type="auto"/>
-          </w:tcPr>
-          <w:p>
-            <w:pPr>
-              <w:rPr>
-                <w:bCs/>
+              <w:t>This employment contract will be the only valid contract, and nay subsequent contract entered into between the employer and employee, in substitution of this contract will have no validity vis-à-vis this agreement.</w:t>
+            </w:r>
+          </w:p>
+          <w:p>
+            <w:pPr>
+              <w:jc w:val="both"/>
+              <w:rPr>
+                <w:rFonts w:asciiTheme="majorBidi" w:hAnsiTheme="majorBidi" w:cstheme="majorBidi"/>
+                <w:b/>
                 <w:sz w:val="20"/>
                 <w:szCs w:val="20"/>
               </w:rPr>
@@ -4966,6 +5086,20 @@
           </w:tcPr>
           <w:p>
             <w:pPr>
+              <w:rPr>
+                <w:bCs/>
+                <w:sz w:val="20"/>
+                <w:szCs w:val="20"/>
+              </w:rPr>
+            </w:pPr>
+          </w:p>
+        </w:tc>
+        <w:tc>
+          <w:tcPr>
+            <w:tcW w:w="0" w:type="auto"/>
+          </w:tcPr>
+          <w:p>
+            <w:pPr>
               <w:bidi/>
               <w:jc w:val="both"/>
               <w:rPr>
@@ -4983,7 +5117,7 @@
                 <w:szCs w:val="20"/>
                 <w:rtl/>
               </w:rPr>
-              <w:t>حرر هذا العقد من ثلاث نسخ ويستلم كل طرف نسخة وحفظت النسخة الثالثة في ملف الطرف الثاني لدى الطرف الأول بعد توقيعها من قبل الطرفين اعترافا بالموافقة على ما جاء فيها وبحضور شهود التوقيع.</w:t>
+              <w:t>سيعتبر هذا العقد ساري المفعول و أن أي عقد ملاحق ما صاحب العمل والعامل بدل هذا لا يعتبر صالحا فيما يتعلق بهذا العقد.</w:t>
             </w:r>
           </w:p>
         </w:tc>
@@ -5011,7 +5145,7 @@
                 <w:sz w:val="20"/>
                 <w:szCs w:val="20"/>
               </w:rPr>
-              <w:t>19</w:t>
+              <w:t>20</w:t>
             </w:r>
           </w:p>
         </w:tc>
@@ -5038,7 +5172,7 @@
                 <w:sz w:val="20"/>
                 <w:szCs w:val="20"/>
               </w:rPr>
-              <w:t>20</w:t>
+              <w:t>21</w:t>
             </w:r>
           </w:p>
         </w:tc>
@@ -5064,29 +5198,33 @@
                 <w:sz w:val="20"/>
                 <w:szCs w:val="20"/>
               </w:rPr>
-              <w:t>This employment contract will be the only valid contract, and nay subsequent contract entered into between the employer and employee, in substitution of this contract will have no validity vis-à-vis this agreement.</w:t>
-            </w:r>
-          </w:p>
-          <w:p>
-            <w:pPr>
-              <w:jc w:val="both"/>
-              <w:rPr>
-                <w:rFonts w:asciiTheme="majorBidi" w:hAnsiTheme="majorBidi" w:cstheme="majorBidi"/>
-                <w:b/>
-                <w:sz w:val="20"/>
-                <w:szCs w:val="20"/>
-              </w:rPr>
-            </w:pPr>
-          </w:p>
-        </w:tc>
-        <w:tc>
-          <w:tcPr>
-            <w:tcW w:w="0" w:type="auto"/>
-          </w:tcPr>
-          <w:p>
-            <w:pPr>
-              <w:rPr>
-                <w:bCs/>
+              <w:t xml:space="preserve">A representative of the Indian Embassy in </w:t>
+            </w:r>
+            <w:r>
+              <w:rPr>
+                <w:rFonts w:asciiTheme="majorBidi" w:hAnsiTheme="majorBidi" w:cstheme="majorBidi"/>
+                <w:b/>
+                <w:sz w:val="20"/>
+                <w:szCs w:val="20"/>
+              </w:rPr>
+              <w:t>MALAYSIA</w:t>
+            </w:r>
+            <w:r>
+              <w:rPr>
+                <w:rFonts w:asciiTheme="majorBidi" w:hAnsiTheme="majorBidi" w:cstheme="majorBidi"/>
+                <w:b/>
+                <w:sz w:val="20"/>
+                <w:szCs w:val="20"/>
+              </w:rPr>
+              <w:t xml:space="preserve"> can visit camp sites of Indian workers to inspect living and working conditions and their welfare.</w:t>
+            </w:r>
+          </w:p>
+          <w:p>
+            <w:pPr>
+              <w:jc w:val="both"/>
+              <w:rPr>
+                <w:rFonts w:asciiTheme="majorBidi" w:hAnsiTheme="majorBidi" w:cstheme="majorBidi"/>
+                <w:b/>
                 <w:sz w:val="20"/>
                 <w:szCs w:val="20"/>
               </w:rPr>
@@ -5100,155 +5238,17 @@
           </w:tcPr>
           <w:p>
             <w:pPr>
-              <w:bidi/>
-              <w:jc w:val="both"/>
-              <w:rPr>
-                <w:rFonts w:cs="Arabic Transparent"/>
-                <w:b/>
-                <w:sz w:val="20"/>
-                <w:szCs w:val="20"/>
-              </w:rPr>
-            </w:pPr>
-            <w:r>
-              <w:rPr>
-                <w:rFonts w:cs="Arabic Transparent" w:hint="cs"/>
-                <w:b/>
-                <w:sz w:val="20"/>
-                <w:szCs w:val="20"/>
-                <w:rtl/>
-              </w:rPr>
-              <w:t>سيعتبر هذا العقد ساري المفعول و أن أي عقد ملاحق ما صاحب العمل والعامل بدل هذا لا يعتبر صالحا فيما يتعلق بهذا العقد.</w:t>
-            </w:r>
+              <w:rPr>
+                <w:bCs/>
+                <w:sz w:val="20"/>
+                <w:szCs w:val="20"/>
+              </w:rPr>
+            </w:pPr>
           </w:p>
         </w:tc>
         <w:tc>
           <w:tcPr>
             <w:tcW w:w="0" w:type="auto"/>
-            <w:gridSpan w:val="2"/>
-          </w:tcPr>
-          <w:p>
-            <w:pPr>
-              <w:bidi/>
-              <w:ind w:right="-610"/>
-              <w:jc w:val="both"/>
-              <w:rPr>
-                <w:rFonts w:cs="Arabic Transparent"/>
-                <w:bCs/>
-                <w:sz w:val="20"/>
-                <w:szCs w:val="20"/>
-              </w:rPr>
-            </w:pPr>
-            <w:r>
-              <w:rPr>
-                <w:rFonts w:cs="Arabic Transparent"/>
-                <w:bCs/>
-                <w:sz w:val="20"/>
-                <w:szCs w:val="20"/>
-              </w:rPr>
-              <w:t>20</w:t>
-            </w:r>
-          </w:p>
-        </w:tc>
-      </w:tr>
-      <w:tr>
-        <w:tc>
-          <w:tcPr>
-            <w:tcW w:w="0" w:type="auto"/>
-          </w:tcPr>
-          <w:p>
-            <w:pPr>
-              <w:jc w:val="both"/>
-              <w:rPr>
-                <w:rFonts w:asciiTheme="majorBidi" w:hAnsiTheme="majorBidi" w:cstheme="majorBidi"/>
-                <w:b/>
-                <w:sz w:val="20"/>
-                <w:szCs w:val="20"/>
-              </w:rPr>
-            </w:pPr>
-            <w:r>
-              <w:rPr>
-                <w:rFonts w:asciiTheme="majorBidi" w:hAnsiTheme="majorBidi" w:cstheme="majorBidi"/>
-                <w:b/>
-                <w:sz w:val="20"/>
-                <w:szCs w:val="20"/>
-              </w:rPr>
-              <w:t>21</w:t>
-            </w:r>
-          </w:p>
-        </w:tc>
-        <w:tc>
-          <w:tcPr>
-            <w:tcW w:w="0" w:type="auto"/>
-            <w:gridSpan w:val="2"/>
-          </w:tcPr>
-          <w:p>
-            <w:pPr>
-              <w:jc w:val="both"/>
-              <w:rPr>
-                <w:rFonts w:asciiTheme="majorBidi" w:hAnsiTheme="majorBidi" w:cstheme="majorBidi"/>
-                <w:b/>
-                <w:sz w:val="20"/>
-                <w:szCs w:val="20"/>
-              </w:rPr>
-            </w:pPr>
-            <w:r>
-              <w:rPr>
-                <w:rFonts w:asciiTheme="majorBidi" w:hAnsiTheme="majorBidi" w:cstheme="majorBidi"/>
-                <w:b/>
-                <w:sz w:val="20"/>
-                <w:szCs w:val="20"/>
-              </w:rPr>
-              <w:t xml:space="preserve">A representative of the Indian Embassy in </w:t>
-            </w:r>
-            <w:r>
-              <w:rPr>
-                <w:rFonts w:asciiTheme="majorBidi" w:hAnsiTheme="majorBidi" w:cstheme="majorBidi"/>
-                <w:b/>
-                <w:sz w:val="20"/>
-                <w:szCs w:val="20"/>
-              </w:rPr>
-              <w:t>MALAYSIA</w:t>
-            </w:r>
-            <w:r>
-              <w:rPr>
-                <w:rFonts w:asciiTheme="majorBidi" w:hAnsiTheme="majorBidi" w:cstheme="majorBidi"/>
-                <w:b/>
-                <w:sz w:val="20"/>
-                <w:szCs w:val="20"/>
-              </w:rPr>
-              <w:t xml:space="preserve"> can visit camp sites of Indian workers to inspect living and working conditions and their welfare.</w:t>
-            </w:r>
-          </w:p>
-          <w:p>
-            <w:pPr>
-              <w:jc w:val="both"/>
-              <w:rPr>
-                <w:rFonts w:asciiTheme="majorBidi" w:hAnsiTheme="majorBidi" w:cstheme="majorBidi"/>
-                <w:b/>
-                <w:sz w:val="20"/>
-                <w:szCs w:val="20"/>
-              </w:rPr>
-            </w:pPr>
-          </w:p>
-        </w:tc>
-        <w:tc>
-          <w:tcPr>
-            <w:tcW w:w="0" w:type="auto"/>
-          </w:tcPr>
-          <w:p>
-            <w:pPr>
-              <w:rPr>
-                <w:bCs/>
-                <w:sz w:val="20"/>
-                <w:szCs w:val="20"/>
-              </w:rPr>
-            </w:pPr>
-          </w:p>
-        </w:tc>
-        <w:tc>
-          <w:tcPr>
-            <w:tcW w:w="0" w:type="auto"/>
-            <w:gridSpan w:val="2"/>
           </w:tcPr>
           <w:p>
             <w:pPr>
@@ -5358,6 +5358,7 @@
         <w:tc>
           <w:tcPr>
             <w:tcW w:w="0" w:type="auto"/>
+            <w:gridSpan w:val="2"/>
           </w:tcPr>
           <w:p>
             <w:pPr>
@@ -5373,7 +5374,6 @@
         <w:tc>
           <w:tcPr>
             <w:tcW w:w="0" w:type="auto"/>
-            <w:gridSpan w:val="2"/>
           </w:tcPr>
           <w:p>
             <w:pPr>
@@ -5583,33 +5583,33 @@
         </w:tc>
         <w:tc>
           <w:tcPr>
-            <w:tcW w:w="4806" w:type="dxa"/>
+            <w:tcW w:w="3307" w:type="dxa"/>
+            <w:gridSpan w:val="2"/>
+            <w:vAlign w:val="center"/>
+          </w:tcPr>
+          <w:p>
+            <w:pPr>
+              <w:jc w:val="center"/>
+              <w:rPr>
+                <w:b/>
+                <w:sz w:val="20"/>
+                <w:szCs w:val="20"/>
+              </w:rPr>
+            </w:pPr>
+            <w:r>
+              <w:rPr>
+                <w:b/>
+                <w:sz w:val="20"/>
+                <w:szCs w:val="20"/>
+              </w:rPr>
+              <w:t>(CANDIDATE SIGNATURE)</w:t>
+            </w:r>
+          </w:p>
+        </w:tc>
+        <w:tc>
+          <w:tcPr>
+            <w:tcW w:w="3927" w:type="dxa"/>
             <w:gridSpan w:val="3"/>
-            <w:vAlign w:val="center"/>
-          </w:tcPr>
-          <w:p>
-            <w:pPr>
-              <w:jc w:val="center"/>
-              <w:rPr>
-                <w:b/>
-                <w:sz w:val="20"/>
-                <w:szCs w:val="20"/>
-              </w:rPr>
-            </w:pPr>
-            <w:r>
-              <w:rPr>
-                <w:b/>
-                <w:sz w:val="20"/>
-                <w:szCs w:val="20"/>
-              </w:rPr>
-              <w:t>(CANDIDATE SIGNATURE)</w:t>
-            </w:r>
-          </w:p>
-        </w:tc>
-        <w:tc>
-          <w:tcPr>
-            <w:tcW w:w="2645" w:type="dxa"/>
-            <w:gridSpan w:val="2"/>
             <w:vAlign w:val="center"/>
           </w:tcPr>
           <w:p>
@@ -5692,27 +5692,140 @@
                 <w:szCs w:val="20"/>
               </w:rPr>
             </w:pPr>
-          </w:p>
-        </w:tc>
-        <w:tc>
-          <w:tcPr>
-            <w:tcW w:w="4806" w:type="dxa"/>
+            <w:r>
+              <w:rPr>
+                <w:bCs/>
+                <w:noProof/>
+                <w:sz w:val="20"/>
+                <w:szCs w:val="20"/>
+              </w:rPr>
+              <w:pict w14:anchorId="174E44D0">
+                <v:rect id="_x0000_s1032" style="position:absolute;margin-left:42.75pt;margin-top:37.35pt;width:93.3pt;height:49.6pt;z-index:251664384;mso-position-horizontal-relative:text;mso-position-vertical-relative:text" fillcolor="#4f81bd [3204]" stroked="f">
+                  <v:textbox>
+                    <w:txbxContent>
+                      <w:p>
+                        <w:pPr>
+                          <w:rPr>
+                            <w:lang w:val="en-IN"/>
+                          </w:rPr>
+                        </w:pPr>
+                        <w:r>
+                          <w:rPr>
+                            <w:lang w:val="en-IN"/>
+                          </w:rPr>
+                          <w:t>{{SPONSOR_SIGNATURE}}</w:t>
+                        </w:r>
+                      </w:p>
+                      <w:p/>
+                    </w:txbxContent>
+                  </v:textbox>
+                </v:rect>
+              </w:pict>
+            </w:r>
+            <w:r>
+              <w:rPr>
+                <w:bCs/>
+                <w:noProof/>
+                <w:sz w:val="20"/>
+                <w:szCs w:val="20"/>
+              </w:rPr>
+              <w:pict w14:anchorId="66949239">
+                <v:rect id="_x0000_s1030" style="position:absolute;margin-left:19.75pt;margin-top:13.75pt;width:141.35pt;height:88.55pt;z-index:251662336;mso-position-horizontal-relative:text;mso-position-vertical-relative:text">
+                  <v:textbox>
+                    <w:txbxContent>
+                      <w:p>
+                        <w:pPr>
+                          <w:rPr>
+                            <w:lang w:val="en-IN"/>
+                          </w:rPr>
+                        </w:pPr>
+                        <w:proofErr w:type="spellStart"/>
+                        <w:r>
+                          <w:rPr>
+                            <w:lang w:val="en-IN"/>
+                          </w:rPr>
+                          <w:t>BoarderBoX</w:t>
+                        </w:r>
+                        <w:proofErr w:type="spellEnd"/>
+                      </w:p>
+                    </w:txbxContent>
+                  </v:textbox>
+                </v:rect>
+              </w:pict>
+            </w:r>
+          </w:p>
+        </w:tc>
+        <w:tc>
+          <w:tcPr>
+            <w:tcW w:w="3307" w:type="dxa"/>
+            <w:gridSpan w:val="2"/>
+          </w:tcPr>
+          <w:p>
+            <w:pPr>
+              <w:rPr>
+                <w:b/>
+                <w:sz w:val="20"/>
+                <w:szCs w:val="20"/>
+              </w:rPr>
+            </w:pPr>
+            <w:r>
+              <w:rPr>
+                <w:bCs/>
+                <w:noProof/>
+                <w:sz w:val="20"/>
+                <w:szCs w:val="20"/>
+              </w:rPr>
+              <w:pict w14:anchorId="174E44D0">
+                <v:rect id="_x0000_s1033" style="position:absolute;margin-left:14.1pt;margin-top:41.9pt;width:86.85pt;height:45.05pt;rotation:-151567fd;z-index:251665408;mso-position-horizontal-relative:text;mso-position-vertical-relative:text" fillcolor="#4f81bd [3204]" stroked="f">
+                  <v:textbox>
+                    <w:txbxContent>
+                      <w:p>
+                        <w:r>
+                          <w:t>{{EMPLOYEE_SIGNATURE}}</w:t>
+                        </w:r>
+                      </w:p>
+                    </w:txbxContent>
+                  </v:textbox>
+                </v:rect>
+              </w:pict>
+            </w:r>
+            <w:r>
+              <w:rPr>
+                <w:bCs/>
+                <w:noProof/>
+                <w:sz w:val="20"/>
+                <w:szCs w:val="20"/>
+              </w:rPr>
+              <w:pict w14:anchorId="66949239">
+                <v:rect id="_x0000_s1031" style="position:absolute;margin-left:.7pt;margin-top:19.7pt;width:119.95pt;height:79.85pt;z-index:251663360;mso-position-horizontal-relative:text;mso-position-vertical-relative:text">
+                  <v:textbox>
+                    <w:txbxContent>
+                      <w:p>
+                        <w:pPr>
+                          <w:rPr>
+                            <w:lang w:val="en-IN"/>
+                          </w:rPr>
+                        </w:pPr>
+                        <w:proofErr w:type="spellStart"/>
+                        <w:r>
+                          <w:rPr>
+                            <w:lang w:val="en-IN"/>
+                          </w:rPr>
+                          <w:t>BoarderBoX</w:t>
+                        </w:r>
+                        <w:proofErr w:type="spellEnd"/>
+                      </w:p>
+                    </w:txbxContent>
+                  </v:textbox>
+                </v:rect>
+              </w:pict>
+            </w:r>
+          </w:p>
+        </w:tc>
+        <w:tc>
+          <w:tcPr>
+            <w:tcW w:w="3927" w:type="dxa"/>
             <w:gridSpan w:val="3"/>
-          </w:tcPr>
-          <w:p>
-            <w:pPr>
-              <w:rPr>
-                <w:b/>
-                <w:sz w:val="20"/>
-                <w:szCs w:val="20"/>
-              </w:rPr>
-            </w:pPr>
-          </w:p>
-        </w:tc>
-        <w:tc>
-          <w:tcPr>
-            <w:tcW w:w="2645" w:type="dxa"/>
-            <w:gridSpan w:val="2"/>
           </w:tcPr>
           <w:p>
             <w:pPr>
@@ -5730,16 +5843,16 @@
                 <w:szCs w:val="24"/>
               </w:rPr>
               <w:drawing>
-                <wp:anchor distT="0" distB="0" distL="114300" distR="114300" simplePos="0" relativeHeight="251657728" behindDoc="0" locked="0" layoutInCell="1" allowOverlap="1" wp14:anchorId="3DCF2EEB" wp14:editId="373D0DA0">
+                <wp:anchor distT="0" distB="0" distL="114300" distR="114300" simplePos="0" relativeHeight="251660288" behindDoc="0" locked="0" layoutInCell="1" allowOverlap="1" wp14:anchorId="3DCF2EEB" wp14:editId="2388AACD">
                   <wp:simplePos x="0" y="0"/>
                   <wp:positionH relativeFrom="column">
-                    <wp:posOffset>-48260</wp:posOffset>
+                    <wp:posOffset>595629</wp:posOffset>
                   </wp:positionH>
                   <wp:positionV relativeFrom="paragraph">
-                    <wp:posOffset>457835</wp:posOffset>
+                    <wp:posOffset>320674</wp:posOffset>
                   </wp:positionV>
-                  <wp:extent cx="1760220" cy="817463"/>
-                  <wp:effectExtent l="0" t="0" r="0" b="0"/>
+                  <wp:extent cx="1435901" cy="666846"/>
+                  <wp:effectExtent l="76200" t="228600" r="50165" b="209550"/>
                   <wp:wrapNone/>
                   <wp:docPr id="5" name="Picture 5"/>
                   <wp:cNvGraphicFramePr>
@@ -5765,9 +5878,9 @@
                           </a:stretch>
                         </pic:blipFill>
                         <pic:spPr>
-                          <a:xfrm>
+                          <a:xfrm rot="20473927">
                             <a:off x="0" y="0"/>
-                            <a:ext cx="1760220" cy="817463"/>
+                            <a:ext cx="1435901" cy="666846"/>
                           </a:xfrm>
                           <a:prstGeom prst="rect">
                             <a:avLst/>
